--- a/az/discovery-articles/3.9 Elektrik işıqlandırması.docx
+++ b/az/discovery-articles/3.9 Elektrik işıqlandırması.docx
@@ -4,580 +4,386 @@
   <w:body>
     <w:p>
       <w:pPr>
-        <w:keepNext/>
-        <w:spacing w:before="280" w:after="120"/>
+        <w:pStyle w:val="Title"/>
+        <w:widowControl/>
       </w:pPr>
       <w:r>
-        <w:rPr>
-          <w:rFonts w:ascii="Calibri" w:hAnsi="Calibri" w:eastAsia="Calibri"/>
-          <w:b/>
-          <w:i w:val="0"/>
-          <w:color w:val="004E8C"/>
-          <w:sz w:val="44"/>
-        </w:rPr>
         <w:t>3.9 Elektrik işıqlandırması</w:t>
       </w:r>
     </w:p>
     <w:p>
       <w:pPr>
-        <w:spacing w:after="80"/>
+        <w:keepNext/>
+        <w:widowControl/>
       </w:pPr>
       <w:r>
         <w:rPr>
-          <w:rFonts w:ascii="Calibri" w:hAnsi="Calibri" w:eastAsia="Calibri"/>
-          <w:b w:val="0"/>
-          <w:i/>
-          <w:color w:val="505050"/>
-          <w:sz w:val="22"/>
+          <w:sz w:val="20"/>
         </w:rPr>
-        <w:t>3. Sənaye, enerji və nəqliyyat</w:t>
-      </w:r>
-    </w:p>
-    <w:p>
-      <w:pPr>
-        <w:spacing w:after="200"/>
-      </w:pPr>
-      <w:r>
-        <w:rPr>
-          <w:rFonts w:ascii="Calibri" w:hAnsi="Calibri" w:eastAsia="Calibri"/>
-          <w:b w:val="0"/>
-          <w:i/>
-          <w:sz w:val="22"/>
-        </w:rPr>
-        <w:t>Dövr: XIX əsrin əvvəlləri (qövs lampaları); 1870–1880-ci illər (praktik közərmə lampası sistemləri) | Əsas simalar: Hemfri Devi (elektrik qövsü); Cozef Suon; Tomas Edison; paralel işləyən çoxsaylı lampa və dinamo ixtiraçıları</w:t>
-      </w:r>
-    </w:p>
-    <w:p>
-      <w:pPr>
-        <w:spacing w:after="160" w:line="276" w:lineRule="auto"/>
-      </w:pPr>
-      <w:r>
-        <w:rPr>
-          <w:rFonts w:ascii="Calibri" w:hAnsi="Calibri" w:eastAsia="Calibri"/>
-          <w:b w:val="0"/>
-          <w:i w:val="0"/>
-          <w:sz w:val="22"/>
-        </w:rPr>
-        <w:t>Elektrik işıqlandırması cərəyanı faydalı işığa çevirir: əvvəlcə kəskin işıqlı qövs lampaları, sonra otaqlar üçün daha yumşaq lampalar yarandı. Bu texnologiya insanların fəaliyyətini Günəş batandan sonraya uzadaraq küçələri, fabrikləri və evləri dəyişdirdi.</w:t>
+        <w:t>3 Sənaye enerji və nəqliyyat</w:t>
       </w:r>
     </w:p>
     <w:p>
       <w:pPr>
         <w:keepNext/>
-        <w:spacing w:before="240" w:after="120"/>
+        <w:widowControl/>
       </w:pPr>
       <w:r>
         <w:rPr>
-          <w:rFonts w:ascii="Calibri" w:hAnsi="Calibri" w:eastAsia="Calibri"/>
-          <w:b/>
-          <w:i w:val="0"/>
-          <w:color w:val="004E8C"/>
-          <w:sz w:val="28"/>
+          <w:sz w:val="20"/>
         </w:rPr>
-        <w:t>Əsas faktlar</w:t>
+        <w:t>Dövr: təxminən XIX əsrin əvvəlləri (qövs lampaları); 1870–1880-ci illər (işlək közərmə sistemləri) | Əsas şəxslər: Hemfri Devi (qövs işığı); Cozef Svan; Tomas Edison; paralel işləyən çoxsaylı lampa və dinamo ixtiraçıları</w:t>
+      </w:r>
+    </w:p>
+    <w:p>
+      <w:pPr>
+        <w:widowControl/>
+      </w:pPr>
+      <w:r>
+        <w:t>Elektrik işıqlandırması cərəyanı faydalı işığa çevirir: əvvəl kəskin parlayan qövs lampaları, sonra otaqlar üçün daha yumşaq işıq verən lampalar yarandı. İnsan fəaliyyəti günbatandan sonra da davam edə bildi, küçələr, fabriklər və evlər dəyişdi.</w:t>
+      </w:r>
+    </w:p>
+    <w:p>
+      <w:pPr>
+        <w:pStyle w:val="Heading1"/>
+        <w:widowControl/>
+      </w:pPr>
+      <w:r>
+        <w:t>Əsas məlumatlar</w:t>
       </w:r>
     </w:p>
     <w:p>
       <w:pPr>
         <w:pStyle w:val="ListBullet"/>
+        <w:widowControl/>
       </w:pPr>
       <w:r>
-        <w:rPr>
-          <w:rFonts w:ascii="Calibri" w:hAnsi="Calibri" w:eastAsia="Calibri"/>
-          <w:b w:val="0"/>
-          <w:i w:val="0"/>
-          <w:sz w:val="22"/>
-        </w:rPr>
-        <w:t>Elektrik qövs lampaları məişət lampalarından onilliklər əvvəl bəzi ictimai məkanları işıqlandırıb</w:t>
+        <w:t>Məişət lampalarından onilliklər əvvəl bəzi ictimai məkanlar elektrik qövs lampaları ilə işıqlandırılırdı.</w:t>
       </w:r>
     </w:p>
     <w:p>
       <w:pPr>
         <w:pStyle w:val="ListBullet"/>
+        <w:widowControl/>
       </w:pPr>
       <w:r>
-        <w:rPr>
-          <w:rFonts w:ascii="Calibri" w:hAnsi="Calibri" w:eastAsia="Calibri"/>
-          <w:b w:val="0"/>
-          <w:i w:val="0"/>
-          <w:sz w:val="22"/>
-        </w:rPr>
-        <w:t>Cozef Suon və Tomas Edison təxminən 1878–1880-ci illərdə karbon telli praktik közərmə lampaları hazırlayıblar</w:t>
+        <w:t>Cozef Svan və Tomas Edison təxminən 1878–1880-ci illərdə praktik karbon telli közərmə lampaları hazırladılar.</w:t>
       </w:r>
     </w:p>
     <w:p>
       <w:pPr>
         <w:pStyle w:val="ListBullet"/>
+        <w:widowControl/>
       </w:pPr>
       <w:r>
-        <w:rPr>
-          <w:rFonts w:ascii="Calibri" w:hAnsi="Calibri" w:eastAsia="Calibri"/>
-          <w:b w:val="0"/>
-          <w:i w:val="0"/>
-          <w:sz w:val="22"/>
-        </w:rPr>
-        <w:t>Edisonun Pearl Street stansiyası (1882) işıqlandırma üçün mərkəzləşdirilmiş istehsal və paylama sistemini nümayiş etdirib</w:t>
+        <w:t>Edisonun Perl-strit stansiyası (1882) işıqlandırma üçün mərkəzi istehsal və paylamanı nümayiş etdirdi.</w:t>
       </w:r>
     </w:p>
     <w:p>
       <w:pPr>
         <w:pStyle w:val="ListBullet"/>
+        <w:widowControl/>
       </w:pPr>
       <w:r>
-        <w:rPr>
-          <w:rFonts w:ascii="Calibri" w:hAnsi="Calibri" w:eastAsia="Calibri"/>
-          <w:b w:val="0"/>
-          <w:i w:val="0"/>
-          <w:sz w:val="22"/>
-        </w:rPr>
-        <w:t>Lampa telləri, vakuum kolbaları, daha sonra volfram, flüoresan və LED mənbələri səmərəliliyi artırıb</w:t>
+        <w:t>Tellərin, vakuumlu kolbaların, sonralar volframın, lüminessent lampaların və işıq diodlarının inkişafı səmərəliliyi artırdı.</w:t>
       </w:r>
     </w:p>
     <w:p>
       <w:pPr>
         <w:pStyle w:val="ListBullet"/>
+        <w:widowControl/>
       </w:pPr>
       <w:r>
-        <w:rPr>
-          <w:rFonts w:ascii="Calibri" w:hAnsi="Calibri" w:eastAsia="Calibri"/>
-          <w:b w:val="0"/>
-          <w:i w:val="0"/>
-          <w:sz w:val="22"/>
-        </w:rPr>
-        <w:t>Elektrik işığı gecə şəhərlərini, növbəli işi və qapalı məkanlarda daha təhlükəsiz axşamları mümkün edib</w:t>
+        <w:t>Elektrik işığı gecə şəhər həyatını, növbəli işi və evdə daha təhlükəsiz axşam fəaliyyətini genişləndirdi.</w:t>
       </w:r>
     </w:p>
     <w:p>
       <w:pPr>
-        <w:keepNext/>
-        <w:spacing w:before="240" w:after="120"/>
+        <w:pStyle w:val="Heading1"/>
+        <w:widowControl/>
       </w:pPr>
       <w:r>
-        <w:rPr>
-          <w:rFonts w:ascii="Calibri" w:hAnsi="Calibri" w:eastAsia="Calibri"/>
-          <w:b/>
-          <w:i w:val="0"/>
-          <w:color w:val="004E8C"/>
-          <w:sz w:val="28"/>
-        </w:rPr>
         <w:t>Bu nədir</w:t>
       </w:r>
     </w:p>
     <w:p>
       <w:pPr>
-        <w:spacing w:after="160" w:line="276" w:lineRule="auto"/>
+        <w:widowControl/>
       </w:pPr>
       <w:r>
-        <w:rPr>
-          <w:rFonts w:ascii="Calibri" w:hAnsi="Calibri" w:eastAsia="Calibri"/>
-          <w:b w:val="0"/>
-          <w:i w:val="0"/>
-          <w:sz w:val="22"/>
-        </w:rPr>
-        <w:t>Elektrik işıqlandırması iş və məişət üçün elektrik enerjisini görünən işığa çevirən istənilən sistemdir. Qövs lampasında iki elektrod arasında parlaq elektrik qövsü yaranır; közərmə lampasında isə şüşə kolbanın içindəki tel işıq saçanadək qızdırılır. Sonrakı flüoresan və LED lampalar eyni məqsədə başqa fiziki üsullarla çatır: istənilən anda yararlı işıq verir. İxtira yalnız lampadan ibarət deyil; generator, naqil, sayğac və açarlardan qurulan şəbəkə də onun hissəsidir. Sadə desək, elektrik işığı gecəni açıq alov olmadan işləməyə yararlı edir.</w:t>
+        <w:t>Elektrik işıqlandırması elektrik enerjisini yaşayış və iş üçün görünən işığa çevirən sistemdir. Qövs lampalarında elektrodlar arasında parlaq elektrik boşalması yaranır; közərmə lampasında isə şüşə kolbanın içindəki tel işıq saçanadək qızdırılır. Sonrakı lüminessent lampalar və işıq diodları — ingiliscə LED — eyni məqsədə başqa fiziki üsullarla çatır. Yenilik yalnız lampa deyil, generatorlar, naqillər, sayğaclar və açarlardan ibarət şəbəkə idi. Gecə açıq alov olmadan işləmək mümkün oldu.</w:t>
       </w:r>
     </w:p>
     <w:p>
       <w:pPr>
-        <w:keepNext/>
-        <w:spacing w:before="240" w:after="120"/>
+        <w:pStyle w:val="Heading1"/>
+        <w:widowControl/>
       </w:pPr>
       <w:r>
-        <w:rPr>
-          <w:rFonts w:ascii="Calibri" w:hAnsi="Calibri" w:eastAsia="Calibri"/>
-          <w:b/>
-          <w:i w:val="0"/>
-          <w:color w:val="004E8C"/>
-          <w:sz w:val="28"/>
-        </w:rPr>
-        <w:t>Onu kim kəşf və ya ixtira edib</w:t>
+        <w:t>Kim kəşf edib və ya yaradıb</w:t>
       </w:r>
     </w:p>
     <w:p>
       <w:pPr>
-        <w:spacing w:after="160" w:line="276" w:lineRule="auto"/>
+        <w:widowControl/>
       </w:pPr>
       <w:r>
-        <w:rPr>
-          <w:rFonts w:ascii="Calibri" w:hAnsi="Calibri" w:eastAsia="Calibri"/>
-          <w:b w:val="0"/>
-          <w:i w:val="0"/>
-          <w:sz w:val="22"/>
-        </w:rPr>
-        <w:t>Hemfri Devi XIX əsrin əvvəllərində güclü elektrik qövsünü nümayiş etdirdi. Onillərlə müxtəlif ixtiraçılar qapalı məkan üçün uzunömürlü lampa yaratmağa çalışdılar; Britaniyada Cozef Suon və ABŞ-da Tomas Edison təxminən eyni illərdə karbon telli kommersiya lampalarını və onları təmin edən sistemləri bazara çıxardılar. Dinamo istehsalçıları, şüşə ustaları və şəhər mühəndisləri də bu nailiyyətin yaradıcılarıdır. Sonrakı volfram telləri və qazla doldurulmuş lampalar da çoxsaylı mütəxəssisin ortaq işi idi. Xalq yaddaşında əsasən Edisonun adı qalıb, laboratoriya qeydləri isə izdihamlı yarışı göstərir.</w:t>
+        <w:t>Hemfri Devi 1800-cü illərin əvvəllərində güclü elektrik qövsünü nümayiş etdirdi. İxtiraçılar onilliklər boyu otaqda uzunömürlü işıq verən lampa axtardılar. Britaniyada Cozef Svan, ABŞ-da Tomas Edison yaxın illərdə karbon telli lampaları və onları işlədən sistemləri bazara çıxardılar. Bu işdə dinamo hazırlayanların, şüşə üfürən ustaların və şəhər mühəndislərinin də payı vardı. Sonrakı volfram tellər və qazla doldurulmuş lampalar da kollektiv inkişafın nəticəsi idi. İnsanların yaddaşında əsasən Edison qalsa da, laboratoriya tarixi çoxsaylı iştirakçını göstərir.</w:t>
       </w:r>
     </w:p>
     <w:p>
       <w:pPr>
-        <w:keepNext/>
-        <w:spacing w:before="240" w:after="120"/>
+        <w:pStyle w:val="Heading1"/>
+        <w:widowControl/>
       </w:pPr>
       <w:r>
-        <w:rPr>
-          <w:rFonts w:ascii="Calibri" w:hAnsi="Calibri" w:eastAsia="Calibri"/>
-          <w:b/>
-          <w:i w:val="0"/>
-          <w:color w:val="004E8C"/>
-          <w:sz w:val="28"/>
-        </w:rPr>
-        <w:t>Nə vaxt və necə meydana gəlib</w:t>
+        <w:t>Nə vaxt və necə yaranıb</w:t>
       </w:r>
     </w:p>
     <w:p>
       <w:pPr>
-        <w:spacing w:after="160" w:line="276" w:lineRule="auto"/>
+        <w:widowControl/>
       </w:pPr>
       <w:r>
-        <w:rPr>
-          <w:rFonts w:ascii="Calibri" w:hAnsi="Calibri" w:eastAsia="Calibri"/>
-          <w:b w:val="0"/>
-          <w:i w:val="0"/>
-          <w:sz w:val="22"/>
-        </w:rPr>
-        <w:t>XIX əsrin ortalarından sonlarına qədər küçə və salonlarda ictimai qövs lampaları quraşdırılırdı. Təxminən 1879–1882-ci illərdə Suon və Edison lampaları elektrik stansiyaları ilə birlikdə qapalı məkan işıqlandırmasını kommersiya xidmətinə çevirdi. Şəhər rayonlarına naqillər çəkildi, fabriklər tüstülü qaz lampalarını elektrik işığı ilə əvəz etdilər. Sabit və dəyişən cərəyan paylama sistemləri arasındakı rəqabət elektrik enerjisinin hansı məsafəyə ötürüləcəyini müəyyənləşdirdi. XX əsrin əvvəllərində sənayeləşmiş ölkələrin bir çox şəhər evində elektrik işığı adi hala çevrilmişdi.</w:t>
+        <w:t>XIX əsrin ortalarından sonlarına qədər küçə və salonlarda qövs işıqlandırması yayıldı. Təxminən 1879–1882-ci illərdə Svan və Edison lampalarının elektrik stansiyaları ilə birləşdirilməsi daxili işıqlandırmanı biznesə çevirdi. Şəhər məhəllələrinə naqillər çəkildi, fabriklər tüstülü qaz işıqlarından imtina etdi. Sabit və dəyişən cərəyan sistemlərinin rəqabəti elektrikin nə qədər uzağa ötürüləcəyini müəyyənləşdirdi. XX əsrin əvvəllərində sənayeləşmiş ölkələrin bir çox şəhər evində elektrik işığı adi hala gəlmişdi.</w:t>
       </w:r>
     </w:p>
     <w:p>
       <w:pPr>
-        <w:keepNext/>
-        <w:spacing w:before="240" w:after="120"/>
+        <w:pStyle w:val="Heading1"/>
+        <w:widowControl/>
       </w:pPr>
       <w:r>
-        <w:rPr>
-          <w:rFonts w:ascii="Calibri" w:hAnsi="Calibri" w:eastAsia="Calibri"/>
-          <w:b/>
-          <w:i w:val="0"/>
-          <w:color w:val="004E8C"/>
-          <w:sz w:val="28"/>
-        </w:rPr>
-        <w:t>Elmi baxımdan əhəmiyyəti</w:t>
+        <w:t>Elm üçün əhəmiyyəti</w:t>
       </w:r>
     </w:p>
     <w:p>
       <w:pPr>
-        <w:spacing w:after="160" w:line="276" w:lineRule="auto"/>
+        <w:widowControl/>
       </w:pPr>
       <w:r>
-        <w:rPr>
-          <w:rFonts w:ascii="Calibri" w:hAnsi="Calibri" w:eastAsia="Calibri"/>
-          <w:b w:val="0"/>
-          <w:i w:val="0"/>
-          <w:sz w:val="22"/>
-        </w:rPr>
-        <w:t>Elektrik işığı lampa telləri üçün materialların, vakuum texnologiyasının və səmərəli generatorların inkişafını sürətləndirdi. Parlaqlığın və elektrik vahidlərinin ölçülməsi gündəlik mühəndislik işinə çevrildi. Tellərin niyə sıradan çıxdığını öyrənmək oksidləşmə, buxarlanma və istilik şüalanması haqqında bilik yaratdı. Küçəyə elektrik xətti çəkilməsinə çox vaxt ilk əsas səbəb işıqlandırma olurdu — yeni yolun xərcini ödəyən ilk müştəri kimi. İdarə olunan süni gündüz həm rahatlıq, həm də təcrübə vasitəsi oldu.</w:t>
+        <w:t>Elektrik işığı tel materiallarını, vakuum texnologiyasını və səmərəli generatorları inkişaf etdirməyə məcbur etdi. Parlaqlığın və elektrik kəmiyyətlərinin ölçülməsi gündəlik mühəndisliyin bir hissəsinə çevrildi. Tellərin sıradan çıxması oksidləşmə, buxarlanma və istilik şüalanmasını öyrənməyə kömək etdi. Küçəyə elektrik xətti çəkməyi çox vaxt ilk olaraq işıqlandırma sərfəli edirdi — yeni yolun xərcini ödəyən ilk müştəri kimi. İdarə olunan süni işıq həm rahatlıq, həm də təcrübə vasitəsi oldu.</w:t>
       </w:r>
     </w:p>
     <w:p>
       <w:pPr>
-        <w:keepNext/>
-        <w:spacing w:before="240" w:after="120"/>
+        <w:pStyle w:val="Heading1"/>
+        <w:widowControl/>
       </w:pPr>
       <w:r>
-        <w:rPr>
-          <w:rFonts w:ascii="Calibri" w:hAnsi="Calibri" w:eastAsia="Calibri"/>
-          <w:b/>
-          <w:i w:val="0"/>
-          <w:color w:val="004E8C"/>
-          <w:sz w:val="28"/>
-        </w:rPr>
-        <w:t>Sonrakı inkişaflara necə təsir göstərib</w:t>
+        <w:t>Sonrakı inkişafa təsiri</w:t>
       </w:r>
     </w:p>
     <w:p>
       <w:pPr>
-        <w:spacing w:after="160" w:line="276" w:lineRule="auto"/>
+        <w:widowControl/>
       </w:pPr>
       <w:r>
-        <w:rPr>
-          <w:rFonts w:ascii="Calibri" w:hAnsi="Calibri" w:eastAsia="Calibri"/>
-          <w:b w:val="0"/>
-          <w:i w:val="0"/>
-          <w:sz w:val="22"/>
-        </w:rPr>
-        <w:t>Elektriklə işıqlanan gecələr fabriklərin fasiləsiz növbələrlə işləməsinə və 24 saatlıq şəhər mədəniyyətinin yaranmasına imkan verdi. Kino, reklam lövhələri və projektor işığında keçirilən idman yarışları ucuz, güclü işıqla inkişaf etdi. İşıqlandırmaya tələbat elektrik stansiyalarına sərmayə cəlb etdi; həmin stansiyalar sonra məişət cihazlarını və sənayeni də enerji ilə təmin etdi. Yığcam lampalar və LED-lər daha sonra enerji sərfini azaltdı, lakin ictimai həyatın Günəş işığından ayrılması dəyişmədi.</w:t>
+        <w:t>İşıqlı gecələr fabriklərdə fasiləsiz növbələri və sutkaboyu şəhər həyatını mümkün etdi. Kino, işıqlı reklamlar və projektorlar altında idman ucuz parlaq işıqla genişləndi. İşıqlandırmaya tələbat elektrik stansiyalarına sərmayə cəlb etdi; həmin stansiyalar sonra məişət cihazlarına və sənayeyə də xidmət göstərdi. Yığcam lampalar və işıq diodları enerji sərfini azaltdı, amma əsas sosial dəyişiklik qaldı: fəaliyyət artıq günəş işığına bağlı deyil.</w:t>
       </w:r>
     </w:p>
     <w:p>
       <w:pPr>
-        <w:keepNext/>
-        <w:spacing w:before="240" w:after="120"/>
+        <w:pStyle w:val="Heading1"/>
+        <w:widowControl/>
       </w:pPr>
       <w:r>
-        <w:rPr>
-          <w:rFonts w:ascii="Calibri" w:hAnsi="Calibri" w:eastAsia="Calibri"/>
-          <w:b/>
-          <w:i w:val="0"/>
-          <w:color w:val="004E8C"/>
-          <w:sz w:val="28"/>
-        </w:rPr>
         <w:t>İnsan həyatını necə dəyişib</w:t>
       </w:r>
     </w:p>
     <w:p>
       <w:pPr>
-        <w:spacing w:after="160" w:line="276" w:lineRule="auto"/>
+        <w:widowControl/>
       </w:pPr>
       <w:r>
-        <w:rPr>
-          <w:rFonts w:ascii="Calibri" w:hAnsi="Calibri" w:eastAsia="Calibri"/>
-          <w:b w:val="0"/>
-          <w:i w:val="0"/>
-          <w:sz w:val="22"/>
-        </w:rPr>
-        <w:t>Qaranlıqdan sonra oxumaq, tikiş tikmək və dərs çalışmaq şam və qaz lampalarından daha təhlükəsiz, daha təmiz oldu. Küçələrdə hərəkət asanlaşdı; gecə həyatı və gecə növbələri insanların yuxu rejimini dəyişdirdi. Elektrik işığı gözqamaşdırıcı parıltı, işıq çirklənməsi və naqillərdən yaranan yeni yanğın riskləri də gətirdi. Buna baxmayaraq, insanların əksəriyyəti onu axşam saatlarını qaranlıqdan geri almaq kimi qəbul etdi.</w:t>
+        <w:t>Qaranlıq düşəndən sonra oxumaq, tikmək və dərs hazırlamaq şam və qaz işığından daha təmiz və təhlükəsiz oldu. Küçələrdə hərəkət asanlaşdı; gecə həyatı və növbələr yuxu rejimini dəyişdi. Gözqamaşdırma, işıq çirklənməsi və naqillərdən doğan yeni yanğın riskləri də yarandı. Buna baxmayaraq, çox insan üçün elektrik işığı axşam saatlarını qaranlıqdan geri almaq demək idi.</w:t>
       </w:r>
     </w:p>
     <w:p>
       <w:pPr>
-        <w:keepNext/>
-        <w:spacing w:before="240" w:after="120"/>
+        <w:pStyle w:val="Heading1"/>
+        <w:widowControl/>
       </w:pPr>
       <w:r>
-        <w:rPr>
-          <w:rFonts w:ascii="Calibri" w:hAnsi="Calibri" w:eastAsia="Calibri"/>
-          <w:b/>
-          <w:i w:val="0"/>
-          <w:color w:val="004E8C"/>
-          <w:sz w:val="28"/>
-        </w:rPr>
         <w:t>Mənbələr və istinadlar</w:t>
       </w:r>
     </w:p>
     <w:p>
       <w:pPr>
-        <w:keepNext/>
-        <w:spacing w:before="240" w:after="120"/>
+        <w:pStyle w:val="Heading2"/>
+        <w:widowControl/>
       </w:pPr>
       <w:r>
         <w:rPr>
-          <w:rFonts w:ascii="Calibri" w:hAnsi="Calibri" w:eastAsia="Calibri"/>
-          <w:b/>
-          <w:i w:val="0"/>
-          <w:color w:val="004E8C"/>
-          <w:sz w:val="24"/>
+          <w:sz w:val="20"/>
         </w:rPr>
-        <w:t>A. Kitablar və əsas elmi əsərlər</w:t>
+        <w:t>A Kitablar və əsas elmi əsərlər</w:t>
       </w:r>
     </w:p>
     <w:p>
       <w:pPr>
-        <w:spacing w:after="80"/>
-        <w:ind w:left="360"/>
+        <w:widowControl/>
       </w:pPr>
       <w:r>
         <w:rPr>
-          <w:rFonts w:ascii="Calibri" w:hAnsi="Calibri" w:eastAsia="Calibri"/>
-          <w:b w:val="0"/>
-          <w:i w:val="0"/>
-          <w:sz w:val="22"/>
+          <w:sz w:val="20"/>
         </w:rPr>
         <w:t>1. Freeberg, Ernest. The Age of Edison: Electric Light and the Invention of Modern America. New York: Penguin Press, 2013.</w:t>
       </w:r>
     </w:p>
     <w:p>
       <w:pPr>
-        <w:keepNext/>
-        <w:spacing w:before="240" w:after="120"/>
+        <w:pStyle w:val="Heading2"/>
+        <w:widowControl/>
       </w:pPr>
       <w:r>
         <w:rPr>
-          <w:rFonts w:ascii="Calibri" w:hAnsi="Calibri" w:eastAsia="Calibri"/>
-          <w:b/>
-          <w:i w:val="0"/>
-          <w:color w:val="004E8C"/>
-          <w:sz w:val="24"/>
+          <w:sz w:val="20"/>
         </w:rPr>
-        <w:t>C. Təşkilatların materialları və ensiklopedik mənbələr</w:t>
+        <w:t>C Qurumların materialları və ensiklopedik mənbələr</w:t>
       </w:r>
     </w:p>
     <w:p>
       <w:pPr>
-        <w:spacing w:after="80"/>
-        <w:ind w:left="360"/>
+        <w:widowControl/>
       </w:pPr>
       <w:r>
         <w:rPr>
-          <w:rFonts w:ascii="Calibri" w:hAnsi="Calibri" w:eastAsia="Calibri"/>
-          <w:b w:val="0"/>
-          <w:i w:val="0"/>
-          <w:sz w:val="22"/>
+          <w:sz w:val="20"/>
         </w:rPr>
-        <w:t>1. Encyclopaedia Britannica. “Electric lamp” (“Elektrik lampası”).</w:t>
-      </w:r>
-      <w:r>
-        <w:rPr>
-          <w:rFonts w:ascii="Calibri" w:hAnsi="Calibri" w:eastAsia="Calibri"/>
-          <w:b w:val="0"/>
-          <w:i w:val="0"/>
-          <w:sz w:val="22"/>
-        </w:rPr>
-        <w:t xml:space="preserve"> </w:t>
+        <w:t xml:space="preserve">1. Encyclopaedia Britannica. 'Electric lamp.' </w:t>
       </w:r>
       <w:hyperlink r:id="rId9">
         <w:r>
           <w:rPr>
-            <w:rFonts w:ascii="Calibri" w:hAnsi="Calibri" w:eastAsia="Calibri"/>
-            <w:b w:val="0"/>
-            <w:i w:val="0"/>
-            <w:sz w:val="22"/>
-            <w:color w:val="0563C1"/>
-            <w:u w:val="single"/>
+            <w:sz w:val="20"/>
           </w:rPr>
           <w:t>https://www.britannica.com/technology/electric-lamp</w:t>
         </w:r>
       </w:hyperlink>
+      <w:r>
+        <w:rPr>
+          <w:sz w:val="20"/>
+        </w:rPr>
+      </w:r>
     </w:p>
     <w:p>
       <w:pPr>
-        <w:spacing w:after="80"/>
-        <w:ind w:left="360"/>
+        <w:widowControl/>
       </w:pPr>
       <w:r>
         <w:rPr>
-          <w:rFonts w:ascii="Calibri" w:hAnsi="Calibri" w:eastAsia="Calibri"/>
-          <w:b w:val="0"/>
-          <w:i w:val="0"/>
-          <w:sz w:val="22"/>
+          <w:sz w:val="20"/>
         </w:rPr>
-        <w:t>2. Encyclopaedia Britannica. “Thomas Edison” (“Tomas Edison”).</w:t>
-      </w:r>
-      <w:r>
-        <w:rPr>
-          <w:rFonts w:ascii="Calibri" w:hAnsi="Calibri" w:eastAsia="Calibri"/>
-          <w:b w:val="0"/>
-          <w:i w:val="0"/>
-          <w:sz w:val="22"/>
-        </w:rPr>
-        <w:t xml:space="preserve"> </w:t>
+        <w:t xml:space="preserve">2. Encyclopaedia Britannica. 'Thomas Edison.' </w:t>
       </w:r>
       <w:hyperlink r:id="rId10">
         <w:r>
           <w:rPr>
-            <w:rFonts w:ascii="Calibri" w:hAnsi="Calibri" w:eastAsia="Calibri"/>
-            <w:b w:val="0"/>
-            <w:i w:val="0"/>
-            <w:sz w:val="22"/>
-            <w:color w:val="0563C1"/>
-            <w:u w:val="single"/>
+            <w:sz w:val="20"/>
           </w:rPr>
           <w:t>https://www.britannica.com/biography/Thomas-Edison</w:t>
         </w:r>
       </w:hyperlink>
-    </w:p>
-    <w:p>
-      <w:pPr>
-        <w:keepNext/>
-        <w:spacing w:before="240" w:after="120"/>
-      </w:pPr>
       <w:r>
         <w:rPr>
-          <w:rFonts w:ascii="Calibri" w:hAnsi="Calibri" w:eastAsia="Calibri"/>
-          <w:b/>
-          <w:i w:val="0"/>
-          <w:color w:val="004E8C"/>
-          <w:sz w:val="24"/>
+          <w:sz w:val="20"/>
         </w:rPr>
-        <w:t>D. Muzey, arxiv və kitabxana materialları</w:t>
       </w:r>
     </w:p>
     <w:p>
       <w:pPr>
-        <w:spacing w:after="80"/>
-        <w:ind w:left="360"/>
+        <w:pStyle w:val="Heading2"/>
+        <w:widowControl/>
       </w:pPr>
       <w:r>
         <w:rPr>
-          <w:rFonts w:ascii="Calibri" w:hAnsi="Calibri" w:eastAsia="Calibri"/>
-          <w:b w:val="0"/>
-          <w:i w:val="0"/>
-          <w:sz w:val="22"/>
+          <w:sz w:val="20"/>
         </w:rPr>
-        <w:t>1. Science Museum (London). Elektrik işıqlandırması ilə bağlı əşyalar və hekayələr.</w:t>
+        <w:t>D Muzey arxiv və kitabxana materialları</w:t>
       </w:r>
+    </w:p>
+    <w:p>
+      <w:pPr>
+        <w:widowControl/>
+      </w:pPr>
       <w:r>
         <w:rPr>
-          <w:rFonts w:ascii="Calibri" w:hAnsi="Calibri" w:eastAsia="Calibri"/>
-          <w:b w:val="0"/>
-          <w:i w:val="0"/>
-          <w:sz w:val="22"/>
+          <w:sz w:val="20"/>
         </w:rPr>
-        <w:t xml:space="preserve"> </w:t>
+        <w:t xml:space="preserve">1. Science Museum (London). Electric lighting objects and stories. </w:t>
       </w:r>
       <w:hyperlink r:id="rId11">
         <w:r>
           <w:rPr>
-            <w:rFonts w:ascii="Calibri" w:hAnsi="Calibri" w:eastAsia="Calibri"/>
-            <w:b w:val="0"/>
-            <w:i w:val="0"/>
-            <w:sz w:val="22"/>
-            <w:color w:val="0563C1"/>
-            <w:u w:val="single"/>
+            <w:sz w:val="20"/>
           </w:rPr>
           <w:t>https://www.sciencemuseum.org.uk/objects-and-stories</w:t>
         </w:r>
       </w:hyperlink>
-    </w:p>
-    <w:p>
-      <w:pPr>
-        <w:keepNext/>
-        <w:spacing w:before="240" w:after="120"/>
-      </w:pPr>
       <w:r>
         <w:rPr>
-          <w:rFonts w:ascii="Calibri" w:hAnsi="Calibri" w:eastAsia="Calibri"/>
-          <w:b/>
-          <w:i w:val="0"/>
-          <w:color w:val="004E8C"/>
-          <w:sz w:val="24"/>
+          <w:sz w:val="20"/>
         </w:rPr>
-        <w:t>J. Mətbuat, populyar elmi və ümumi məlumat mənbələri</w:t>
       </w:r>
     </w:p>
     <w:p>
       <w:pPr>
-        <w:spacing w:after="80"/>
-        <w:ind w:left="360"/>
+        <w:pStyle w:val="Heading2"/>
+        <w:widowControl/>
       </w:pPr>
       <w:r>
         <w:rPr>
-          <w:rFonts w:ascii="Calibri" w:hAnsi="Calibri" w:eastAsia="Calibri"/>
-          <w:b w:val="0"/>
-          <w:i w:val="0"/>
-          <w:sz w:val="22"/>
+          <w:sz w:val="20"/>
         </w:rPr>
-        <w:t>1. Smithsonian Magazine. “The History of the Light Bulb” (“Elektrik lampasının tarixi”).</w:t>
+        <w:t>J Mətbuat elmi kütləvi nəşrlər və ümumi mənbələr</w:t>
       </w:r>
+    </w:p>
+    <w:p>
+      <w:pPr>
+        <w:widowControl/>
+      </w:pPr>
       <w:r>
         <w:rPr>
-          <w:rFonts w:ascii="Calibri" w:hAnsi="Calibri" w:eastAsia="Calibri"/>
-          <w:b w:val="0"/>
-          <w:i w:val="0"/>
-          <w:sz w:val="22"/>
+          <w:sz w:val="20"/>
         </w:rPr>
-        <w:t xml:space="preserve"> </w:t>
+        <w:t xml:space="preserve">1. Smithsonian Magazine. 'The History of the Light Bulb.' </w:t>
       </w:r>
       <w:hyperlink r:id="rId12">
         <w:r>
           <w:rPr>
-            <w:rFonts w:ascii="Calibri" w:hAnsi="Calibri" w:eastAsia="Calibri"/>
-            <w:b w:val="0"/>
-            <w:i w:val="0"/>
-            <w:sz w:val="22"/>
-            <w:color w:val="0563C1"/>
-            <w:u w:val="single"/>
+            <w:sz w:val="20"/>
           </w:rPr>
           <w:t>https://www.smithsonianmag.com/innovation/the-history-of-the-light-bulb-180957371/</w:t>
         </w:r>
       </w:hyperlink>
+      <w:r>
+        <w:rPr>
+          <w:sz w:val="20"/>
+        </w:rPr>
+      </w:r>
     </w:p>
     <w:sectPr>
-      <w:pgSz w:w="12240" w:h="15840"/>
-      <w:pgMar w:top="1296" w:right="1440" w:bottom="1296" w:left="1440" w:header="720" w:footer="720" w:gutter="0"/>
+      <w:footerReference w:type="default" r:id="rId13"/>
+      <w:pgSz w:w="11906" w:h="16838"/>
+      <w:pgMar w:top="1020" w:right="1134" w:bottom="1020" w:left="1134" w:header="720" w:footer="720" w:gutter="0"/>
       <w:cols w:space="720"/>
       <w:docGrid w:linePitch="360"/>
     </w:sectPr>
   </w:body>
 </w:document>
+</file>
+
+<file path=word/footer1.xml><?xml version="1.0" encoding="utf-8"?>
+<w:ftr xmlns:m="http://schemas.openxmlformats.org/officeDocument/2006/math" xmlns:mc="http://schemas.openxmlformats.org/markup-compatibility/2006" xmlns:mo="http://schemas.microsoft.com/office/mac/office/2008/main" xmlns:mv="urn:schemas-microsoft-com:mac:vml" xmlns:o="urn:schemas-microsoft-com:office:office" xmlns:r="http://schemas.openxmlformats.org/officeDocument/2006/relationships" xmlns:v="urn:schemas-microsoft-com:vml" xmlns:w10="urn:schemas-microsoft-com:office:word" xmlns:w14="http://schemas.microsoft.com/office/word/2010/wordml" xmlns:w="http://schemas.openxmlformats.org/wordprocessingml/2006/main" xmlns:wne="http://schemas.microsoft.com/office/word/2006/wordml" xmlns:wp14="http://schemas.microsoft.com/office/word/2010/wordprocessingDrawing" xmlns:wp="http://schemas.openxmlformats.org/drawingml/2006/wordprocessingDrawing" xmlns:wpc="http://schemas.microsoft.com/office/word/2010/wordprocessingCanvas" xmlns:wpg="http://schemas.microsoft.com/office/word/2010/wordprocessingGroup" xmlns:wpi="http://schemas.microsoft.com/office/word/2010/wordprocessingInk" xmlns:wps="http://schemas.microsoft.com/office/word/2010/wordprocessingShape" mc:Ignorable="w14 wp14">
+  <w:p>
+    <w:pPr>
+      <w:pStyle w:val="Footer"/>
+      <w:jc w:val="right"/>
+    </w:pPr>
+    <w:fldSimple w:instr="PAGE"/>
+  </w:p>
+</w:ftr>
 </file>
 
 <file path=word/numbering.xml><?xml version="1.0" encoding="utf-8"?>
@@ -788,7 +594,7 @@
   <w:docDefaults>
     <w:rPrDefault>
       <w:rPr>
-        <w:rFonts w:asciiTheme="minorHAnsi" w:eastAsiaTheme="minorEastAsia" w:hAnsiTheme="minorHAnsi" w:cstheme="minorBidi"/>
+        <w:rFonts/>
         <w:sz w:val="22"/>
         <w:szCs w:val="22"/>
         <w:lang w:val="en-US" w:eastAsia="en-US" w:bidi="ar-SA"/>
@@ -943,6 +749,15 @@
     <w:name w:val="Normal"/>
     <w:qFormat/>
     <w:rsid w:val="00FC693F"/>
+    <w:pPr>
+      <w:spacing w:after="120" w:line="259" w:lineRule="auto"/>
+    </w:pPr>
+    <w:rPr>
+      <w:rFonts w:ascii="Times New Roman" w:hAnsi="Times New Roman"/>
+      <w:color w:val="000000"/>
+      <w:sz w:val="24"/>
+      <w:lang w:val="az-Latn-AZ"/>
+    </w:rPr>
   </w:style>
   <w:style w:type="paragraph" w:styleId="Header">
     <w:name w:val="header"/>
@@ -999,16 +814,17 @@
     <w:pPr>
       <w:keepNext/>
       <w:keepLines/>
-      <w:spacing w:before="480" w:after="0"/>
+      <w:spacing w:before="480" w:after="120" w:line="259" w:lineRule="auto"/>
       <w:outlineLvl w:val="0"/>
     </w:pPr>
     <w:rPr>
-      <w:rFonts w:asciiTheme="majorHAnsi" w:eastAsiaTheme="majorEastAsia" w:hAnsiTheme="majorHAnsi" w:cstheme="majorBidi"/>
+      <w:rFonts w:ascii="Times New Roman" w:hAnsi="Times New Roman"/>
       <w:b/>
       <w:bCs/>
-      <w:color w:val="365F91" w:themeColor="accent1" w:themeShade="BF"/>
-      <w:sz w:val="28"/>
+      <w:color w:val="000000"/>
+      <w:sz w:val="26"/>
       <w:szCs w:val="28"/>
+      <w:lang w:val="az-Latn-AZ"/>
     </w:rPr>
   </w:style>
   <w:style w:type="paragraph" w:styleId="Heading2">
@@ -1023,16 +839,17 @@
     <w:pPr>
       <w:keepNext/>
       <w:keepLines/>
-      <w:spacing w:before="200" w:after="0"/>
+      <w:spacing w:before="200" w:after="120" w:line="259" w:lineRule="auto"/>
       <w:outlineLvl w:val="1"/>
     </w:pPr>
     <w:rPr>
-      <w:rFonts w:asciiTheme="majorHAnsi" w:eastAsiaTheme="majorEastAsia" w:hAnsiTheme="majorHAnsi" w:cstheme="majorBidi"/>
+      <w:rFonts w:ascii="Times New Roman" w:hAnsi="Times New Roman"/>
       <w:b/>
       <w:bCs/>
-      <w:color w:val="4F81BD" w:themeColor="accent1"/>
+      <w:color w:val="000000"/>
       <w:sz w:val="26"/>
       <w:szCs w:val="26"/>
+      <w:lang w:val="az-Latn-AZ"/>
     </w:rPr>
   </w:style>
   <w:style w:type="paragraph" w:styleId="Heading3">
@@ -1051,7 +868,7 @@
       <w:outlineLvl w:val="2"/>
     </w:pPr>
     <w:rPr>
-      <w:rFonts w:asciiTheme="majorHAnsi" w:eastAsiaTheme="majorEastAsia" w:hAnsiTheme="majorHAnsi" w:cstheme="majorBidi"/>
+      <w:rFonts/>
       <w:b/>
       <w:bCs/>
       <w:color w:val="4F81BD" w:themeColor="accent1"/>
@@ -1074,7 +891,7 @@
       <w:outlineLvl w:val="3"/>
     </w:pPr>
     <w:rPr>
-      <w:rFonts w:asciiTheme="majorHAnsi" w:eastAsiaTheme="majorEastAsia" w:hAnsiTheme="majorHAnsi" w:cstheme="majorBidi"/>
+      <w:rFonts/>
       <w:b/>
       <w:bCs/>
       <w:i/>
@@ -1099,7 +916,7 @@
       <w:outlineLvl w:val="4"/>
     </w:pPr>
     <w:rPr>
-      <w:rFonts w:asciiTheme="majorHAnsi" w:eastAsiaTheme="majorEastAsia" w:hAnsiTheme="majorHAnsi" w:cstheme="majorBidi"/>
+      <w:rFonts/>
       <w:color w:val="243F60" w:themeColor="accent1" w:themeShade="7F"/>
     </w:rPr>
   </w:style>
@@ -1120,7 +937,7 @@
       <w:outlineLvl w:val="5"/>
     </w:pPr>
     <w:rPr>
-      <w:rFonts w:asciiTheme="majorHAnsi" w:eastAsiaTheme="majorEastAsia" w:hAnsiTheme="majorHAnsi" w:cstheme="majorBidi"/>
+      <w:rFonts/>
       <w:i/>
       <w:iCs/>
       <w:color w:val="243F60" w:themeColor="accent1" w:themeShade="7F"/>
@@ -1143,7 +960,7 @@
       <w:outlineLvl w:val="6"/>
     </w:pPr>
     <w:rPr>
-      <w:rFonts w:asciiTheme="majorHAnsi" w:eastAsiaTheme="majorEastAsia" w:hAnsiTheme="majorHAnsi" w:cstheme="majorBidi"/>
+      <w:rFonts/>
       <w:i/>
       <w:iCs/>
       <w:color w:val="404040" w:themeColor="text1" w:themeTint="BF"/>
@@ -1166,7 +983,7 @@
       <w:outlineLvl w:val="7"/>
     </w:pPr>
     <w:rPr>
-      <w:rFonts w:asciiTheme="majorHAnsi" w:eastAsiaTheme="majorEastAsia" w:hAnsiTheme="majorHAnsi" w:cstheme="majorBidi"/>
+      <w:rFonts/>
       <w:color w:val="4F81BD" w:themeColor="accent1"/>
       <w:sz w:val="20"/>
       <w:szCs w:val="20"/>
@@ -1189,7 +1006,7 @@
       <w:outlineLvl w:val="8"/>
     </w:pPr>
     <w:rPr>
-      <w:rFonts w:asciiTheme="majorHAnsi" w:eastAsiaTheme="majorEastAsia" w:hAnsiTheme="majorHAnsi" w:cstheme="majorBidi"/>
+      <w:rFonts/>
       <w:i/>
       <w:iCs/>
       <w:color w:val="404040" w:themeColor="text1" w:themeTint="BF"/>
@@ -1240,7 +1057,7 @@
     <w:uiPriority w:val="9"/>
     <w:rsid w:val="00FC693F"/>
     <w:rPr>
-      <w:rFonts w:asciiTheme="majorHAnsi" w:eastAsiaTheme="majorEastAsia" w:hAnsiTheme="majorHAnsi" w:cstheme="majorBidi"/>
+      <w:rFonts/>
       <w:b/>
       <w:bCs/>
       <w:color w:val="365F91" w:themeColor="accent1" w:themeShade="BF"/>
@@ -1255,7 +1072,7 @@
     <w:uiPriority w:val="9"/>
     <w:rsid w:val="00FC693F"/>
     <w:rPr>
-      <w:rFonts w:asciiTheme="majorHAnsi" w:eastAsiaTheme="majorEastAsia" w:hAnsiTheme="majorHAnsi" w:cstheme="majorBidi"/>
+      <w:rFonts/>
       <w:b/>
       <w:bCs/>
       <w:color w:val="4F81BD" w:themeColor="accent1"/>
@@ -1270,7 +1087,7 @@
     <w:uiPriority w:val="9"/>
     <w:rsid w:val="00FC693F"/>
     <w:rPr>
-      <w:rFonts w:asciiTheme="majorHAnsi" w:eastAsiaTheme="majorEastAsia" w:hAnsiTheme="majorHAnsi" w:cstheme="majorBidi"/>
+      <w:rFonts/>
       <w:b/>
       <w:bCs/>
       <w:color w:val="4F81BD" w:themeColor="accent1"/>
@@ -1285,19 +1102,17 @@
     <w:qFormat/>
     <w:rsid w:val="00FC693F"/>
     <w:pPr>
-      <w:pBdr>
-        <w:bottom w:val="single" w:sz="8" w:space="4" w:color="4F81BD" w:themeColor="accent1"/>
-      </w:pBdr>
-      <w:spacing w:after="300" w:line="240" w:lineRule="auto"/>
+      <w:spacing w:after="120" w:line="259" w:lineRule="auto"/>
       <w:contextualSpacing/>
     </w:pPr>
     <w:rPr>
-      <w:rFonts w:asciiTheme="majorHAnsi" w:eastAsiaTheme="majorEastAsia" w:hAnsiTheme="majorHAnsi" w:cstheme="majorBidi"/>
-      <w:color w:val="17365D" w:themeColor="text2" w:themeShade="BF"/>
+      <w:rFonts w:ascii="Times New Roman" w:hAnsi="Times New Roman"/>
+      <w:color w:val="000000"/>
       <w:spacing w:val="5"/>
       <w:kern w:val="28"/>
-      <w:sz w:val="52"/>
+      <w:sz w:val="40"/>
       <w:szCs w:val="52"/>
+      <w:lang w:val="az-Latn-AZ"/>
     </w:rPr>
   </w:style>
   <w:style w:type="character" w:customStyle="1" w:styleId="TitleChar">
@@ -1307,7 +1122,7 @@
     <w:uiPriority w:val="10"/>
     <w:rsid w:val="00FC693F"/>
     <w:rPr>
-      <w:rFonts w:asciiTheme="majorHAnsi" w:eastAsiaTheme="majorEastAsia" w:hAnsiTheme="majorHAnsi" w:cstheme="majorBidi"/>
+      <w:rFonts/>
       <w:color w:val="17365D" w:themeColor="text2" w:themeShade="BF"/>
       <w:spacing w:val="5"/>
       <w:kern w:val="28"/>
@@ -1329,7 +1144,7 @@
       </w:numPr>
     </w:pPr>
     <w:rPr>
-      <w:rFonts w:asciiTheme="majorHAnsi" w:eastAsiaTheme="majorEastAsia" w:hAnsiTheme="majorHAnsi" w:cstheme="majorBidi"/>
+      <w:rFonts/>
       <w:i/>
       <w:iCs/>
       <w:color w:val="4F81BD" w:themeColor="accent1"/>
@@ -1345,7 +1160,7 @@
     <w:uiPriority w:val="11"/>
     <w:rsid w:val="00FC693F"/>
     <w:rPr>
-      <w:rFonts w:asciiTheme="majorHAnsi" w:eastAsiaTheme="majorEastAsia" w:hAnsiTheme="majorHAnsi" w:cstheme="majorBidi"/>
+      <w:rFonts/>
       <w:i/>
       <w:iCs/>
       <w:color w:val="4F81BD" w:themeColor="accent1"/>
@@ -1470,8 +1285,15 @@
       <w:numPr>
         <w:numId w:val="1"/>
       </w:numPr>
+      <w:spacing w:after="120" w:line="259" w:lineRule="auto"/>
       <w:contextualSpacing/>
     </w:pPr>
+    <w:rPr>
+      <w:rFonts w:ascii="Times New Roman" w:hAnsi="Times New Roman"/>
+      <w:color w:val="000000"/>
+      <w:sz w:val="24"/>
+      <w:lang w:val="az-Latn-AZ"/>
+    </w:rPr>
   </w:style>
   <w:style w:type="paragraph" w:styleId="ListBullet2">
     <w:name w:val="List Bullet 2"/>
@@ -1643,7 +1465,7 @@
     <w:semiHidden/>
     <w:rsid w:val="00FC693F"/>
     <w:rPr>
-      <w:rFonts w:asciiTheme="majorHAnsi" w:eastAsiaTheme="majorEastAsia" w:hAnsiTheme="majorHAnsi" w:cstheme="majorBidi"/>
+      <w:rFonts/>
       <w:b/>
       <w:bCs/>
       <w:i/>
@@ -1659,7 +1481,7 @@
     <w:semiHidden/>
     <w:rsid w:val="00FC693F"/>
     <w:rPr>
-      <w:rFonts w:asciiTheme="majorHAnsi" w:eastAsiaTheme="majorEastAsia" w:hAnsiTheme="majorHAnsi" w:cstheme="majorBidi"/>
+      <w:rFonts/>
       <w:color w:val="243F60" w:themeColor="accent1" w:themeShade="7F"/>
     </w:rPr>
   </w:style>
@@ -1671,7 +1493,7 @@
     <w:semiHidden/>
     <w:rsid w:val="00FC693F"/>
     <w:rPr>
-      <w:rFonts w:asciiTheme="majorHAnsi" w:eastAsiaTheme="majorEastAsia" w:hAnsiTheme="majorHAnsi" w:cstheme="majorBidi"/>
+      <w:rFonts/>
       <w:i/>
       <w:iCs/>
       <w:color w:val="243F60" w:themeColor="accent1" w:themeShade="7F"/>
@@ -1685,7 +1507,7 @@
     <w:semiHidden/>
     <w:rsid w:val="00FC693F"/>
     <w:rPr>
-      <w:rFonts w:asciiTheme="majorHAnsi" w:eastAsiaTheme="majorEastAsia" w:hAnsiTheme="majorHAnsi" w:cstheme="majorBidi"/>
+      <w:rFonts/>
       <w:i/>
       <w:iCs/>
       <w:color w:val="404040" w:themeColor="text1" w:themeTint="BF"/>
@@ -1699,7 +1521,7 @@
     <w:semiHidden/>
     <w:rsid w:val="00FC693F"/>
     <w:rPr>
-      <w:rFonts w:asciiTheme="majorHAnsi" w:eastAsiaTheme="majorEastAsia" w:hAnsiTheme="majorHAnsi" w:cstheme="majorBidi"/>
+      <w:rFonts/>
       <w:color w:val="4F81BD" w:themeColor="accent1"/>
       <w:sz w:val="20"/>
       <w:szCs w:val="20"/>
@@ -1713,7 +1535,7 @@
     <w:semiHidden/>
     <w:rsid w:val="00FC693F"/>
     <w:rPr>
-      <w:rFonts w:asciiTheme="majorHAnsi" w:eastAsiaTheme="majorEastAsia" w:hAnsiTheme="majorHAnsi" w:cstheme="majorBidi"/>
+      <w:rFonts/>
       <w:i/>
       <w:iCs/>
       <w:color w:val="404040" w:themeColor="text1" w:themeTint="BF"/>
@@ -1772,9 +1594,6 @@
     <w:qFormat/>
     <w:rsid w:val="00FC693F"/>
     <w:pPr>
-      <w:pBdr>
-        <w:bottom w:val="single" w:sz="4" w:space="4" w:color="4F81BD" w:themeColor="accent1"/>
-      </w:pBdr>
       <w:spacing w:before="200" w:after="280"/>
       <w:ind w:left="936" w:right="936"/>
     </w:pPr>
@@ -3302,7 +3121,7 @@
         <w:spacing w:before="0" w:after="0" w:line="240" w:lineRule="auto"/>
       </w:pPr>
       <w:rPr>
-        <w:rFonts w:asciiTheme="majorHAnsi" w:eastAsiaTheme="majorEastAsia" w:hAnsiTheme="majorHAnsi" w:cstheme="majorBidi"/>
+        <w:rFonts/>
         <w:b/>
         <w:bCs/>
       </w:rPr>
@@ -3323,7 +3142,7 @@
         <w:spacing w:before="0" w:after="0" w:line="240" w:lineRule="auto"/>
       </w:pPr>
       <w:rPr>
-        <w:rFonts w:asciiTheme="majorHAnsi" w:eastAsiaTheme="majorEastAsia" w:hAnsiTheme="majorHAnsi" w:cstheme="majorBidi"/>
+        <w:rFonts/>
         <w:b/>
         <w:bCs/>
       </w:rPr>
@@ -3341,14 +3160,14 @@
     </w:tblStylePr>
     <w:tblStylePr w:type="firstCol">
       <w:rPr>
-        <w:rFonts w:asciiTheme="majorHAnsi" w:eastAsiaTheme="majorEastAsia" w:hAnsiTheme="majorHAnsi" w:cstheme="majorBidi"/>
+        <w:rFonts/>
         <w:b/>
         <w:bCs/>
       </w:rPr>
     </w:tblStylePr>
     <w:tblStylePr w:type="lastCol">
       <w:rPr>
-        <w:rFonts w:asciiTheme="majorHAnsi" w:eastAsiaTheme="majorEastAsia" w:hAnsiTheme="majorHAnsi" w:cstheme="majorBidi"/>
+        <w:rFonts/>
         <w:b/>
         <w:bCs/>
       </w:rPr>
@@ -3432,7 +3251,7 @@
         <w:spacing w:before="0" w:after="0" w:line="240" w:lineRule="auto"/>
       </w:pPr>
       <w:rPr>
-        <w:rFonts w:asciiTheme="majorHAnsi" w:eastAsiaTheme="majorEastAsia" w:hAnsiTheme="majorHAnsi" w:cstheme="majorBidi"/>
+        <w:rFonts/>
         <w:b/>
         <w:bCs/>
       </w:rPr>
@@ -3453,7 +3272,7 @@
         <w:spacing w:before="0" w:after="0" w:line="240" w:lineRule="auto"/>
       </w:pPr>
       <w:rPr>
-        <w:rFonts w:asciiTheme="majorHAnsi" w:eastAsiaTheme="majorEastAsia" w:hAnsiTheme="majorHAnsi" w:cstheme="majorBidi"/>
+        <w:rFonts/>
         <w:b/>
         <w:bCs/>
       </w:rPr>
@@ -3471,14 +3290,14 @@
     </w:tblStylePr>
     <w:tblStylePr w:type="firstCol">
       <w:rPr>
-        <w:rFonts w:asciiTheme="majorHAnsi" w:eastAsiaTheme="majorEastAsia" w:hAnsiTheme="majorHAnsi" w:cstheme="majorBidi"/>
+        <w:rFonts/>
         <w:b/>
         <w:bCs/>
       </w:rPr>
     </w:tblStylePr>
     <w:tblStylePr w:type="lastCol">
       <w:rPr>
-        <w:rFonts w:asciiTheme="majorHAnsi" w:eastAsiaTheme="majorEastAsia" w:hAnsiTheme="majorHAnsi" w:cstheme="majorBidi"/>
+        <w:rFonts/>
         <w:b/>
         <w:bCs/>
       </w:rPr>
@@ -3562,7 +3381,7 @@
         <w:spacing w:before="0" w:after="0" w:line="240" w:lineRule="auto"/>
       </w:pPr>
       <w:rPr>
-        <w:rFonts w:asciiTheme="majorHAnsi" w:eastAsiaTheme="majorEastAsia" w:hAnsiTheme="majorHAnsi" w:cstheme="majorBidi"/>
+        <w:rFonts/>
         <w:b/>
         <w:bCs/>
       </w:rPr>
@@ -3583,7 +3402,7 @@
         <w:spacing w:before="0" w:after="0" w:line="240" w:lineRule="auto"/>
       </w:pPr>
       <w:rPr>
-        <w:rFonts w:asciiTheme="majorHAnsi" w:eastAsiaTheme="majorEastAsia" w:hAnsiTheme="majorHAnsi" w:cstheme="majorBidi"/>
+        <w:rFonts/>
         <w:b/>
         <w:bCs/>
       </w:rPr>
@@ -3601,14 +3420,14 @@
     </w:tblStylePr>
     <w:tblStylePr w:type="firstCol">
       <w:rPr>
-        <w:rFonts w:asciiTheme="majorHAnsi" w:eastAsiaTheme="majorEastAsia" w:hAnsiTheme="majorHAnsi" w:cstheme="majorBidi"/>
+        <w:rFonts/>
         <w:b/>
         <w:bCs/>
       </w:rPr>
     </w:tblStylePr>
     <w:tblStylePr w:type="lastCol">
       <w:rPr>
-        <w:rFonts w:asciiTheme="majorHAnsi" w:eastAsiaTheme="majorEastAsia" w:hAnsiTheme="majorHAnsi" w:cstheme="majorBidi"/>
+        <w:rFonts/>
         <w:b/>
         <w:bCs/>
       </w:rPr>
@@ -3692,7 +3511,7 @@
         <w:spacing w:before="0" w:after="0" w:line="240" w:lineRule="auto"/>
       </w:pPr>
       <w:rPr>
-        <w:rFonts w:asciiTheme="majorHAnsi" w:eastAsiaTheme="majorEastAsia" w:hAnsiTheme="majorHAnsi" w:cstheme="majorBidi"/>
+        <w:rFonts/>
         <w:b/>
         <w:bCs/>
       </w:rPr>
@@ -3713,7 +3532,7 @@
         <w:spacing w:before="0" w:after="0" w:line="240" w:lineRule="auto"/>
       </w:pPr>
       <w:rPr>
-        <w:rFonts w:asciiTheme="majorHAnsi" w:eastAsiaTheme="majorEastAsia" w:hAnsiTheme="majorHAnsi" w:cstheme="majorBidi"/>
+        <w:rFonts/>
         <w:b/>
         <w:bCs/>
       </w:rPr>
@@ -3731,14 +3550,14 @@
     </w:tblStylePr>
     <w:tblStylePr w:type="firstCol">
       <w:rPr>
-        <w:rFonts w:asciiTheme="majorHAnsi" w:eastAsiaTheme="majorEastAsia" w:hAnsiTheme="majorHAnsi" w:cstheme="majorBidi"/>
+        <w:rFonts/>
         <w:b/>
         <w:bCs/>
       </w:rPr>
     </w:tblStylePr>
     <w:tblStylePr w:type="lastCol">
       <w:rPr>
-        <w:rFonts w:asciiTheme="majorHAnsi" w:eastAsiaTheme="majorEastAsia" w:hAnsiTheme="majorHAnsi" w:cstheme="majorBidi"/>
+        <w:rFonts/>
         <w:b/>
         <w:bCs/>
       </w:rPr>
@@ -3822,7 +3641,7 @@
         <w:spacing w:before="0" w:after="0" w:line="240" w:lineRule="auto"/>
       </w:pPr>
       <w:rPr>
-        <w:rFonts w:asciiTheme="majorHAnsi" w:eastAsiaTheme="majorEastAsia" w:hAnsiTheme="majorHAnsi" w:cstheme="majorBidi"/>
+        <w:rFonts/>
         <w:b/>
         <w:bCs/>
       </w:rPr>
@@ -3843,7 +3662,7 @@
         <w:spacing w:before="0" w:after="0" w:line="240" w:lineRule="auto"/>
       </w:pPr>
       <w:rPr>
-        <w:rFonts w:asciiTheme="majorHAnsi" w:eastAsiaTheme="majorEastAsia" w:hAnsiTheme="majorHAnsi" w:cstheme="majorBidi"/>
+        <w:rFonts/>
         <w:b/>
         <w:bCs/>
       </w:rPr>
@@ -3861,14 +3680,14 @@
     </w:tblStylePr>
     <w:tblStylePr w:type="firstCol">
       <w:rPr>
-        <w:rFonts w:asciiTheme="majorHAnsi" w:eastAsiaTheme="majorEastAsia" w:hAnsiTheme="majorHAnsi" w:cstheme="majorBidi"/>
+        <w:rFonts/>
         <w:b/>
         <w:bCs/>
       </w:rPr>
     </w:tblStylePr>
     <w:tblStylePr w:type="lastCol">
       <w:rPr>
-        <w:rFonts w:asciiTheme="majorHAnsi" w:eastAsiaTheme="majorEastAsia" w:hAnsiTheme="majorHAnsi" w:cstheme="majorBidi"/>
+        <w:rFonts/>
         <w:b/>
         <w:bCs/>
       </w:rPr>
@@ -3952,7 +3771,7 @@
         <w:spacing w:before="0" w:after="0" w:line="240" w:lineRule="auto"/>
       </w:pPr>
       <w:rPr>
-        <w:rFonts w:asciiTheme="majorHAnsi" w:eastAsiaTheme="majorEastAsia" w:hAnsiTheme="majorHAnsi" w:cstheme="majorBidi"/>
+        <w:rFonts/>
         <w:b/>
         <w:bCs/>
       </w:rPr>
@@ -3973,7 +3792,7 @@
         <w:spacing w:before="0" w:after="0" w:line="240" w:lineRule="auto"/>
       </w:pPr>
       <w:rPr>
-        <w:rFonts w:asciiTheme="majorHAnsi" w:eastAsiaTheme="majorEastAsia" w:hAnsiTheme="majorHAnsi" w:cstheme="majorBidi"/>
+        <w:rFonts/>
         <w:b/>
         <w:bCs/>
       </w:rPr>
@@ -3991,14 +3810,14 @@
     </w:tblStylePr>
     <w:tblStylePr w:type="firstCol">
       <w:rPr>
-        <w:rFonts w:asciiTheme="majorHAnsi" w:eastAsiaTheme="majorEastAsia" w:hAnsiTheme="majorHAnsi" w:cstheme="majorBidi"/>
+        <w:rFonts/>
         <w:b/>
         <w:bCs/>
       </w:rPr>
     </w:tblStylePr>
     <w:tblStylePr w:type="lastCol">
       <w:rPr>
-        <w:rFonts w:asciiTheme="majorHAnsi" w:eastAsiaTheme="majorEastAsia" w:hAnsiTheme="majorHAnsi" w:cstheme="majorBidi"/>
+        <w:rFonts/>
         <w:b/>
         <w:bCs/>
       </w:rPr>
@@ -4082,7 +3901,7 @@
         <w:spacing w:before="0" w:after="0" w:line="240" w:lineRule="auto"/>
       </w:pPr>
       <w:rPr>
-        <w:rFonts w:asciiTheme="majorHAnsi" w:eastAsiaTheme="majorEastAsia" w:hAnsiTheme="majorHAnsi" w:cstheme="majorBidi"/>
+        <w:rFonts/>
         <w:b/>
         <w:bCs/>
       </w:rPr>
@@ -4103,7 +3922,7 @@
         <w:spacing w:before="0" w:after="0" w:line="240" w:lineRule="auto"/>
       </w:pPr>
       <w:rPr>
-        <w:rFonts w:asciiTheme="majorHAnsi" w:eastAsiaTheme="majorEastAsia" w:hAnsiTheme="majorHAnsi" w:cstheme="majorBidi"/>
+        <w:rFonts/>
         <w:b/>
         <w:bCs/>
       </w:rPr>
@@ -4121,14 +3940,14 @@
     </w:tblStylePr>
     <w:tblStylePr w:type="firstCol">
       <w:rPr>
-        <w:rFonts w:asciiTheme="majorHAnsi" w:eastAsiaTheme="majorEastAsia" w:hAnsiTheme="majorHAnsi" w:cstheme="majorBidi"/>
+        <w:rFonts/>
         <w:b/>
         <w:bCs/>
       </w:rPr>
     </w:tblStylePr>
     <w:tblStylePr w:type="lastCol">
       <w:rPr>
-        <w:rFonts w:asciiTheme="majorHAnsi" w:eastAsiaTheme="majorEastAsia" w:hAnsiTheme="majorHAnsi" w:cstheme="majorBidi"/>
+        <w:rFonts/>
         <w:b/>
         <w:bCs/>
       </w:rPr>
@@ -5993,7 +5812,7 @@
     </w:tblPr>
     <w:tblStylePr w:type="firstRow">
       <w:rPr>
-        <w:rFonts w:asciiTheme="majorHAnsi" w:eastAsiaTheme="majorEastAsia" w:hAnsiTheme="majorHAnsi" w:cstheme="majorBidi"/>
+        <w:rFonts/>
       </w:rPr>
       <w:tblPr/>
       <w:tcPr>
@@ -6077,7 +5896,7 @@
     </w:tblPr>
     <w:tblStylePr w:type="firstRow">
       <w:rPr>
-        <w:rFonts w:asciiTheme="majorHAnsi" w:eastAsiaTheme="majorEastAsia" w:hAnsiTheme="majorHAnsi" w:cstheme="majorBidi"/>
+        <w:rFonts/>
       </w:rPr>
       <w:tblPr/>
       <w:tcPr>
@@ -6161,7 +5980,7 @@
     </w:tblPr>
     <w:tblStylePr w:type="firstRow">
       <w:rPr>
-        <w:rFonts w:asciiTheme="majorHAnsi" w:eastAsiaTheme="majorEastAsia" w:hAnsiTheme="majorHAnsi" w:cstheme="majorBidi"/>
+        <w:rFonts/>
       </w:rPr>
       <w:tblPr/>
       <w:tcPr>
@@ -6245,7 +6064,7 @@
     </w:tblPr>
     <w:tblStylePr w:type="firstRow">
       <w:rPr>
-        <w:rFonts w:asciiTheme="majorHAnsi" w:eastAsiaTheme="majorEastAsia" w:hAnsiTheme="majorHAnsi" w:cstheme="majorBidi"/>
+        <w:rFonts/>
       </w:rPr>
       <w:tblPr/>
       <w:tcPr>
@@ -6329,7 +6148,7 @@
     </w:tblPr>
     <w:tblStylePr w:type="firstRow">
       <w:rPr>
-        <w:rFonts w:asciiTheme="majorHAnsi" w:eastAsiaTheme="majorEastAsia" w:hAnsiTheme="majorHAnsi" w:cstheme="majorBidi"/>
+        <w:rFonts/>
       </w:rPr>
       <w:tblPr/>
       <w:tcPr>
@@ -6413,7 +6232,7 @@
     </w:tblPr>
     <w:tblStylePr w:type="firstRow">
       <w:rPr>
-        <w:rFonts w:asciiTheme="majorHAnsi" w:eastAsiaTheme="majorEastAsia" w:hAnsiTheme="majorHAnsi" w:cstheme="majorBidi"/>
+        <w:rFonts/>
       </w:rPr>
       <w:tblPr/>
       <w:tcPr>
@@ -6497,7 +6316,7 @@
     </w:tblPr>
     <w:tblStylePr w:type="firstRow">
       <w:rPr>
-        <w:rFonts w:asciiTheme="majorHAnsi" w:eastAsiaTheme="majorEastAsia" w:hAnsiTheme="majorHAnsi" w:cstheme="majorBidi"/>
+        <w:rFonts/>
       </w:rPr>
       <w:tblPr/>
       <w:tcPr>
@@ -6562,7 +6381,7 @@
       <w:spacing w:after="0" w:line="240" w:lineRule="auto"/>
     </w:pPr>
     <w:rPr>
-      <w:rFonts w:asciiTheme="majorHAnsi" w:eastAsiaTheme="majorEastAsia" w:hAnsiTheme="majorHAnsi" w:cstheme="majorBidi"/>
+      <w:rFonts/>
       <w:color w:val="000000" w:themeColor="text1"/>
     </w:rPr>
     <w:tblPr>
@@ -6690,7 +6509,7 @@
       <w:spacing w:after="0" w:line="240" w:lineRule="auto"/>
     </w:pPr>
     <w:rPr>
-      <w:rFonts w:asciiTheme="majorHAnsi" w:eastAsiaTheme="majorEastAsia" w:hAnsiTheme="majorHAnsi" w:cstheme="majorBidi"/>
+      <w:rFonts/>
       <w:color w:val="000000" w:themeColor="text1"/>
     </w:rPr>
     <w:tblPr>
@@ -6818,7 +6637,7 @@
       <w:spacing w:after="0" w:line="240" w:lineRule="auto"/>
     </w:pPr>
     <w:rPr>
-      <w:rFonts w:asciiTheme="majorHAnsi" w:eastAsiaTheme="majorEastAsia" w:hAnsiTheme="majorHAnsi" w:cstheme="majorBidi"/>
+      <w:rFonts/>
       <w:color w:val="000000" w:themeColor="text1"/>
     </w:rPr>
     <w:tblPr>
@@ -6946,7 +6765,7 @@
       <w:spacing w:after="0" w:line="240" w:lineRule="auto"/>
     </w:pPr>
     <w:rPr>
-      <w:rFonts w:asciiTheme="majorHAnsi" w:eastAsiaTheme="majorEastAsia" w:hAnsiTheme="majorHAnsi" w:cstheme="majorBidi"/>
+      <w:rFonts/>
       <w:color w:val="000000" w:themeColor="text1"/>
     </w:rPr>
     <w:tblPr>
@@ -7074,7 +6893,7 @@
       <w:spacing w:after="0" w:line="240" w:lineRule="auto"/>
     </w:pPr>
     <w:rPr>
-      <w:rFonts w:asciiTheme="majorHAnsi" w:eastAsiaTheme="majorEastAsia" w:hAnsiTheme="majorHAnsi" w:cstheme="majorBidi"/>
+      <w:rFonts/>
       <w:color w:val="000000" w:themeColor="text1"/>
     </w:rPr>
     <w:tblPr>
@@ -7202,7 +7021,7 @@
       <w:spacing w:after="0" w:line="240" w:lineRule="auto"/>
     </w:pPr>
     <w:rPr>
-      <w:rFonts w:asciiTheme="majorHAnsi" w:eastAsiaTheme="majorEastAsia" w:hAnsiTheme="majorHAnsi" w:cstheme="majorBidi"/>
+      <w:rFonts/>
       <w:color w:val="000000" w:themeColor="text1"/>
     </w:rPr>
     <w:tblPr>
@@ -7330,7 +7149,7 @@
       <w:spacing w:after="0" w:line="240" w:lineRule="auto"/>
     </w:pPr>
     <w:rPr>
-      <w:rFonts w:asciiTheme="majorHAnsi" w:eastAsiaTheme="majorEastAsia" w:hAnsiTheme="majorHAnsi" w:cstheme="majorBidi"/>
+      <w:rFonts/>
       <w:color w:val="000000" w:themeColor="text1"/>
     </w:rPr>
     <w:tblPr>
@@ -7969,7 +7788,7 @@
       <w:spacing w:after="0" w:line="240" w:lineRule="auto"/>
     </w:pPr>
     <w:rPr>
-      <w:rFonts w:asciiTheme="majorHAnsi" w:eastAsiaTheme="majorEastAsia" w:hAnsiTheme="majorHAnsi" w:cstheme="majorBidi"/>
+      <w:rFonts/>
       <w:color w:val="000000" w:themeColor="text1"/>
     </w:rPr>
     <w:tblPr>
@@ -8094,7 +7913,7 @@
       <w:spacing w:after="0" w:line="240" w:lineRule="auto"/>
     </w:pPr>
     <w:rPr>
-      <w:rFonts w:asciiTheme="majorHAnsi" w:eastAsiaTheme="majorEastAsia" w:hAnsiTheme="majorHAnsi" w:cstheme="majorBidi"/>
+      <w:rFonts/>
       <w:color w:val="000000" w:themeColor="text1"/>
     </w:rPr>
     <w:tblPr>
@@ -8219,7 +8038,7 @@
       <w:spacing w:after="0" w:line="240" w:lineRule="auto"/>
     </w:pPr>
     <w:rPr>
-      <w:rFonts w:asciiTheme="majorHAnsi" w:eastAsiaTheme="majorEastAsia" w:hAnsiTheme="majorHAnsi" w:cstheme="majorBidi"/>
+      <w:rFonts/>
       <w:color w:val="000000" w:themeColor="text1"/>
     </w:rPr>
     <w:tblPr>
@@ -8344,7 +8163,7 @@
       <w:spacing w:after="0" w:line="240" w:lineRule="auto"/>
     </w:pPr>
     <w:rPr>
-      <w:rFonts w:asciiTheme="majorHAnsi" w:eastAsiaTheme="majorEastAsia" w:hAnsiTheme="majorHAnsi" w:cstheme="majorBidi"/>
+      <w:rFonts/>
       <w:color w:val="000000" w:themeColor="text1"/>
     </w:rPr>
     <w:tblPr>
@@ -8469,7 +8288,7 @@
       <w:spacing w:after="0" w:line="240" w:lineRule="auto"/>
     </w:pPr>
     <w:rPr>
-      <w:rFonts w:asciiTheme="majorHAnsi" w:eastAsiaTheme="majorEastAsia" w:hAnsiTheme="majorHAnsi" w:cstheme="majorBidi"/>
+      <w:rFonts/>
       <w:color w:val="000000" w:themeColor="text1"/>
     </w:rPr>
     <w:tblPr>
@@ -8594,7 +8413,7 @@
       <w:spacing w:after="0" w:line="240" w:lineRule="auto"/>
     </w:pPr>
     <w:rPr>
-      <w:rFonts w:asciiTheme="majorHAnsi" w:eastAsiaTheme="majorEastAsia" w:hAnsiTheme="majorHAnsi" w:cstheme="majorBidi"/>
+      <w:rFonts/>
       <w:color w:val="000000" w:themeColor="text1"/>
     </w:rPr>
     <w:tblPr>
@@ -8719,7 +8538,7 @@
       <w:spacing w:after="0" w:line="240" w:lineRule="auto"/>
     </w:pPr>
     <w:rPr>
-      <w:rFonts w:asciiTheme="majorHAnsi" w:eastAsiaTheme="majorEastAsia" w:hAnsiTheme="majorHAnsi" w:cstheme="majorBidi"/>
+      <w:rFonts/>
       <w:color w:val="000000" w:themeColor="text1"/>
     </w:rPr>
     <w:tblPr>

--- a/az/discovery-articles/3.9 Elektrik işıqlandırması.docx
+++ b/az/discovery-articles/3.9 Elektrik işıqlandırması.docx
@@ -32,7 +32,7 @@
         <w:rPr>
           <w:sz w:val="20"/>
         </w:rPr>
-        <w:t>Dövr: təxminən XIX əsrin əvvəlləri (qövs lampaları); 1870–1880-ci illər (işlək közərmə sistemləri) | Əsas şəxslər: Hemfri Devi (qövs işığı); Cozef Svan; Tomas Edison; paralel işləyən çoxsaylı lampa və dinamo ixtiraçıları</w:t>
+        <w:t>Dövr: XIX əsrin əvvəlləri — elektrik qövsü ilə işıqlandırmanın ilk nümunələri; 1870–1880-ci illər — praktik istifadəyə yararlı közərmə lampalarının və onları işlədən sistemlərin inkişafı | Əsas şəxslər: Elektrik qövsünün işığını nümayiş etdirən Hemfri Devi, Cozef Svan, Tomas Edison və eyni dövrdə lampa və generatorlar üzərində çalışan digər ixtiraçılar</w:t>
       </w:r>
     </w:p>
     <w:p>
@@ -40,7 +40,7 @@
         <w:widowControl/>
       </w:pPr>
       <w:r>
-        <w:t>Elektrik işıqlandırması cərəyanı faydalı işığa çevirir: əvvəl kəskin parlayan qövs lampaları, sonra otaqlar üçün daha yumşaq işıq verən lampalar yarandı. İnsan fəaliyyəti günbatandan sonra da davam edə bildi, küçələr, fabriklər və evlər dəyişdi.</w:t>
+        <w:t>Elektrik işıqlandırması elektrik enerjisini işığa çevirir. Əvvəlcə çox parlaq işıq verən qövs lampaları, sonralar isə otaqlar üçün daha münasib közərmə lampaları yarandı. Elektrik işığı qaranlıq düşəndən sonra işləməyi və gündəlik məşğuliyyətləri davam etdirməyi asanlaşdırdı, küçələrin, fabriklərin və evlərin görkəmini dəyişdi.</w:t>
       </w:r>
     </w:p>
     <w:p>
@@ -58,7 +58,7 @@
         <w:widowControl/>
       </w:pPr>
       <w:r>
-        <w:t>Məişət lampalarından onilliklər əvvəl bəzi ictimai məkanlar elektrik qövs lampaları ilə işıqlandırılırdı.</w:t>
+        <w:t>Elektrik lampaları evlərə daxil olmazdan onilliklər əvvəl bəzi ictimai yerlər qövs lampaları ilə işıqlandırılırdı.</w:t>
       </w:r>
     </w:p>
     <w:p>
@@ -67,7 +67,7 @@
         <w:widowControl/>
       </w:pPr>
       <w:r>
-        <w:t>Cozef Svan və Tomas Edison təxminən 1878–1880-ci illərdə praktik karbon telli közərmə lampaları hazırladılar.</w:t>
+        <w:t>Cozef Svan və Tomas Edison təxminən 1878–1880-ci illərdə karbon telli, praktik istifadəyə yararlı közərmə lampaları hazırladılar.</w:t>
       </w:r>
     </w:p>
     <w:p>
@@ -76,7 +76,7 @@
         <w:widowControl/>
       </w:pPr>
       <w:r>
-        <w:t>Edisonun Perl-strit stansiyası (1882) işıqlandırma üçün mərkəzi istehsal və paylamanı nümayiş etdirdi.</w:t>
+        <w:t>Edisonun 1882-ci ildə açılan Perl-strit stansiyası elektrik enerjisini bir mərkəzdə istehsal edib işıqlandırma üçün istifadəçilərə paylamağın mümkün olduğunu göstərdi.</w:t>
       </w:r>
     </w:p>
     <w:p>
@@ -85,7 +85,7 @@
         <w:widowControl/>
       </w:pPr>
       <w:r>
-        <w:t>Tellərin, vakuumlu kolbaların, sonralar volframın, lüminessent lampaların və işıq diodlarının inkişafı səmərəliliyi artırdı.</w:t>
+        <w:t>Közərmə tellərinin və havası çıxarılmış şüşə kolbaların təkmilləşdirilməsi, sonralar volfram tellərin, lüminessent lampaların və işıq diodlarının tətbiqi işıqlandırmanın səmərəliliyini artırdı.</w:t>
       </w:r>
     </w:p>
     <w:p>
@@ -94,7 +94,7 @@
         <w:widowControl/>
       </w:pPr>
       <w:r>
-        <w:t>Elektrik işığı gecə şəhər həyatını, növbəli işi və evdə daha təhlükəsiz axşam fəaliyyətini genişləndirdi.</w:t>
+        <w:t>Elektrik işığı şəhərlərdə gecə həyatını və növbəli işi genişləndirdi, evdə axşam məşğuliyyətlərini daha təhlükəsiz etdi.</w:t>
       </w:r>
     </w:p>
     <w:p>
@@ -103,15 +103,7 @@
         <w:widowControl/>
       </w:pPr>
       <w:r>
-        <w:t>Bu nədir</w:t>
-      </w:r>
-    </w:p>
-    <w:p>
-      <w:pPr>
-        <w:widowControl/>
-      </w:pPr>
-      <w:r>
-        <w:t>Elektrik işıqlandırması elektrik enerjisini yaşayış və iş üçün görünən işığa çevirən sistemdir. Qövs lampalarında elektrodlar arasında parlaq elektrik boşalması yaranır; közərmə lampasında isə şüşə kolbanın içindəki tel işıq saçanadək qızdırılır. Sonrakı lüminessent lampalar və işıq diodları — ingiliscə LED — eyni məqsədə başqa fiziki üsullarla çatır. Yenilik yalnız lampa deyil, generatorlar, naqillər, sayğaclar və açarlardan ibarət şəbəkə idi. Gecə açıq alov olmadan işləmək mümkün oldu.</w:t>
+        <w:t>Bu nədir?</w:t>
       </w:r>
     </w:p>
     <w:p>
@@ -120,15 +112,7 @@
         <w:widowControl/>
       </w:pPr>
       <w:r>
-        <w:t>Kim kəşf edib və ya yaradıb</w:t>
-      </w:r>
-    </w:p>
-    <w:p>
-      <w:pPr>
-        <w:widowControl/>
-      </w:pPr>
-      <w:r>
-        <w:t>Hemfri Devi 1800-cü illərin əvvəllərində güclü elektrik qövsünü nümayiş etdirdi. İxtiraçılar onilliklər boyu otaqda uzunömürlü işıq verən lampa axtardılar. Britaniyada Cozef Svan, ABŞ-da Tomas Edison yaxın illərdə karbon telli lampaları və onları işlədən sistemləri bazara çıxardılar. Bu işdə dinamo hazırlayanların, şüşə üfürən ustaların və şəhər mühəndislərinin də payı vardı. Sonrakı volfram tellər və qazla doldurulmuş lampalar da kollektiv inkişafın nəticəsi idi. İnsanların yaddaşında əsasən Edison qalsa da, laboratoriya tarixi çoxsaylı iştirakçını göstərir.</w:t>
+        <w:t>Elektrik işıqlandırması evlərdə, iş yerlərində və küçələrdə istifadə etmək üçün elektrik enerjisindən görünən işıq almaqdır. Müxtəlif lampalarda bu işıq fərqli üsullarla yaranır.</w:t>
       </w:r>
     </w:p>
     <w:p>
@@ -137,15 +121,88 @@
         <w:widowControl/>
       </w:pPr>
       <w:r>
-        <w:t>Nə vaxt və necə yaranıb</w:t>
+        <w:t>Qövs lampasında iki elektrod arasında parlaq elektrik boşalması baş verir. Közərmə lampasında isə şüşə kolbanın içindəki nazik teldən cərəyan keçir və tel işıq saçana qədər qızır. Sonralar yaranan lüminessent lampalar və işıq diodları — LED-lər işığı başqa fiziki proseslər hesabına yaradır.</w:t>
       </w:r>
     </w:p>
     <w:p>
       <w:pPr>
+        <w:pStyle w:val="Heading1"/>
         <w:widowControl/>
       </w:pPr>
       <w:r>
-        <w:t>XIX əsrin ortalarından sonlarına qədər küçə və salonlarda qövs işıqlandırması yayıldı. Təxminən 1879–1882-ci illərdə Svan və Edison lampalarının elektrik stansiyaları ilə birləşdirilməsi daxili işıqlandırmanı biznesə çevirdi. Şəhər məhəllələrinə naqillər çəkildi, fabriklər tüstülü qaz işıqlarından imtina etdi. Sabit və dəyişən cərəyan sistemlərinin rəqabəti elektrikin nə qədər uzağa ötürüləcəyini müəyyənləşdirdi. XX əsrin əvvəllərində sənayeləşmiş ölkələrin bir çox şəhər evində elektrik işığı adi hala gəlmişdi.</w:t>
+        <w:t>Yenilik yalnız lampanın hazırlanması deyildi. Onu işlətmək üçün generatorlar, naqillər, sayğaclar və açarlardan ibarət elektrik təchizatı sistemi də lazım idi. Bu sistem qurulduqca otaqları açıq alovdan istifadə etmədən işıqlandırmaq mümkün oldu.</w:t>
+      </w:r>
+    </w:p>
+    <w:p>
+      <w:pPr>
+        <w:pStyle w:val="Heading1"/>
+        <w:widowControl/>
+      </w:pPr>
+      <w:r>
+        <w:t>Kim yaradıb?</w:t>
+      </w:r>
+    </w:p>
+    <w:p>
+      <w:pPr>
+        <w:pStyle w:val="Heading1"/>
+        <w:widowControl/>
+      </w:pPr>
+      <w:r>
+        <w:t>Hemfri Devi XIX əsrin əvvəllərində güclü işıq saçan elektrik qövsünü nümayiş etdirdi. Bundan sonra ixtiraçılar onilliklər boyu otaqlarda işlətməyə yararlı, uzun müddət yanan lampa hazırlamağa çalışdılar.</w:t>
+      </w:r>
+    </w:p>
+    <w:p>
+      <w:pPr>
+        <w:pStyle w:val="Heading1"/>
+        <w:widowControl/>
+      </w:pPr>
+      <w:r>
+        <w:t>Britaniyada Cozef Svan, ABŞ-da isə Tomas Edison bir-birinə yaxın illərdə karbon telli lampalarını praktik istifadəyə çıxardılar. Bu işdə elektrik generatorları hazırlayanların, şüşəüfürən ustaların və şəhərlərin elektrik təchizatını quran mühəndislərin də əməyi vardı.</w:t>
+      </w:r>
+    </w:p>
+    <w:p>
+      <w:pPr>
+        <w:pStyle w:val="Heading1"/>
+        <w:widowControl/>
+      </w:pPr>
+      <w:r>
+        <w:t>Sonralar volfram tellərin və qazla doldurulmuş lampaların hazırlanması da bir çox insanın araşdırmasının nəticəsi oldu. Elektrik lampası deyiləndə çoxlarının yadına Edison düşsə də, bu ixtiranın tarixində çoxsaylı ustanın və alimin payı var.</w:t>
+      </w:r>
+    </w:p>
+    <w:p>
+      <w:pPr>
+        <w:pStyle w:val="Heading1"/>
+        <w:widowControl/>
+      </w:pPr>
+      <w:r>
+        <w:t>Nə vaxt və necə yaranıb?</w:t>
+      </w:r>
+    </w:p>
+    <w:p>
+      <w:pPr>
+        <w:pStyle w:val="Heading1"/>
+        <w:widowControl/>
+      </w:pPr>
+      <w:r>
+        <w:t>XIX əsrin ortalarından sonlarına doğru küçələrdə və böyük salonlarda qövs lampalarından istifadə genişləndi. Təxminən 1879–1882-ci illərdə Svan və Edisonun lampalarının elektrik təchizatı sistemləri ilə birlikdə tətbiqi ev və iş yerlərinin işıqlandırılmasını kommersiya xidmətinə çevirdi.</w:t>
+      </w:r>
+    </w:p>
+    <w:p>
+      <w:pPr>
+        <w:pStyle w:val="Heading1"/>
+        <w:widowControl/>
+      </w:pPr>
+      <w:r>
+        <w:t>Şəhər məhəllələrinə elektrik xətləri çəkildi, fabriklər tüstü verən qaz lampalarını elektrik işığı ilə əvəz etməyə başladılar. Sabit və dəyişən cərəyan sistemləri arasındakı rəqabət də enerjinin hansı məsafəyə və necə ötürüləcəyinə təsir göstərirdi.</w:t>
+      </w:r>
+    </w:p>
+    <w:p>
+      <w:pPr>
+        <w:pStyle w:val="Heading1"/>
+        <w:widowControl/>
+      </w:pPr>
+      <w:r>
+        <w:t>XX əsrin əvvəllərində sənayeləşmiş ölkələrin bir çox şəhər evində elektrik işığı artıq gündəlik həyatın bir hissəsi idi.</w:t>
       </w:r>
     </w:p>
     <w:p>
@@ -159,10 +216,38 @@
     </w:p>
     <w:p>
       <w:pPr>
+        <w:pStyle w:val="Heading1"/>
         <w:widowControl/>
       </w:pPr>
       <w:r>
-        <w:t>Elektrik işığı tel materiallarını, vakuum texnologiyasını və səmərəli generatorları inkişaf etdirməyə məcbur etdi. Parlaqlığın və elektrik kəmiyyətlərinin ölçülməsi gündəlik mühəndisliyin bir hissəsinə çevrildi. Tellərin sıradan çıxması oksidləşmə, buxarlanma və istilik şüalanmasını öyrənməyə kömək etdi. Küçəyə elektrik xətti çəkməyi çox vaxt ilk olaraq işıqlandırma sərfəli edirdi — yeni yolun xərcini ödəyən ilk müştəri kimi. İdarə olunan süni işıq həm rahatlıq, həm də təcrübə vasitəsi oldu.</w:t>
+        <w:t>Daha yaxşı lampa hazırlamaq üçün közərmə telinə uyğun materiallar seçmək, kolbanın havasını daha yaxşı çıxarmaq və səmərəli generatorlar qurmaq lazım idi. İşığın parlaqlığını və elektrik göstəricilərini ölçmək mühəndislərin gündəlik işinə çevrildi.</w:t>
+      </w:r>
+    </w:p>
+    <w:p>
+      <w:pPr>
+        <w:pStyle w:val="Heading1"/>
+        <w:widowControl/>
+      </w:pPr>
+      <w:r>
+        <w:t>Lampa tellərinin niyə sıradan çıxdığını araşdırmaq oksidləşmə, maddənin buxarlanması və qızmış cismin şüalanması haqqında bilikləri artırdı.</w:t>
+      </w:r>
+    </w:p>
+    <w:p>
+      <w:pPr>
+        <w:pStyle w:val="Heading1"/>
+        <w:widowControl/>
+      </w:pPr>
+      <w:r>
+        <w:t>İşıqlandırmaya olan tələbat elektrik xətlərinin çəkilməsini çox vaxt iqtisadi cəhətdən sərfəli edən ilk səbəb olurdu. Əvvəlcə lampalar üçün qurulan şəbəkədən sonralar başqa cihazları işlətmək üçün də istifadə edilirdi.</w:t>
+      </w:r>
+    </w:p>
+    <w:p>
+      <w:pPr>
+        <w:pStyle w:val="Heading1"/>
+        <w:widowControl/>
+      </w:pPr>
+      <w:r>
+        <w:t>İşığın gücünü və yanma müddətini idarə etmək həm məişətdə rahatlıq yaratdı, həm də elmi təcrübələr üçün yeni imkanlar açdı.</w:t>
       </w:r>
     </w:p>
     <w:p>
@@ -176,10 +261,11 @@
     </w:p>
     <w:p>
       <w:pPr>
+        <w:pStyle w:val="Heading1"/>
         <w:widowControl/>
       </w:pPr>
       <w:r>
-        <w:t>İşıqlı gecələr fabriklərdə fasiləsiz növbələri və sutkaboyu şəhər həyatını mümkün etdi. Kino, işıqlı reklamlar və projektorlar altında idman ucuz parlaq işıqla genişləndi. İşıqlandırmaya tələbat elektrik stansiyalarına sərmayə cəlb etdi; həmin stansiyalar sonra məişət cihazlarına və sənayeyə də xidmət göstərdi. Yığcam lampalar və işıq diodları enerji sərfini azaltdı, amma əsas sosial dəyişiklik qaldı: fəaliyyət artıq günəş işığına bağlı deyil.</w:t>
+        <w:t>Elektrik işığı fabriklərdə gecə-gündüz növbə ilə işləməyi və şəhər həyatının gecə də davam etməsini asanlaşdırdı. Parlaq işığın ucuzlaşması kino nümayişlərinin, işıqlı reklamların və projektorlarla işıqlandırılan idman yarışlarının yayılmasına kömək etdi.</w:t>
       </w:r>
     </w:p>
     <w:p>
@@ -188,15 +274,52 @@
         <w:widowControl/>
       </w:pPr>
       <w:r>
-        <w:t>İnsan həyatını necə dəyişib</w:t>
+        <w:t>İşıqlandırmaya artan tələbat elektrik stansiyalarının tikintisinə sərmayə cəlb etdi. Həmin stansiyalar sonralar məişət cihazlarını və sənaye avadanlığını da enerji ilə təmin etməyə başladı.</w:t>
       </w:r>
     </w:p>
     <w:p>
       <w:pPr>
+        <w:pStyle w:val="Heading1"/>
         <w:widowControl/>
       </w:pPr>
       <w:r>
-        <w:t>Qaranlıq düşəndən sonra oxumaq, tikmək və dərs hazırlamaq şam və qaz işığından daha təmiz və təhlükəsiz oldu. Küçələrdə hərəkət asanlaşdı; gecə həyatı və növbələr yuxu rejimini dəyişdi. Gözqamaşdırma, işıq çirklənməsi və naqillərdən doğan yeni yanğın riskləri də yarandı. Buna baxmayaraq, çox insan üçün elektrik işığı axşam saatlarını qaranlıqdan geri almaq demək idi.</w:t>
+        <w:t>Yığcam lüminessent lampalar və işıq diodları eyni işığı daha az enerji ilə almağa imkan verdi. İnsan həyatındakı əsas dəyişiklik isə davam etdi: bir çox işi görmək üçün artıq gün işığını gözləmək lazım deyildi.</w:t>
+      </w:r>
+    </w:p>
+    <w:p>
+      <w:pPr>
+        <w:pStyle w:val="Heading1"/>
+        <w:widowControl/>
+      </w:pPr>
+      <w:r>
+        <w:t>İnsan həyatını necə dəyişib?</w:t>
+      </w:r>
+    </w:p>
+    <w:p>
+      <w:pPr>
+        <w:pStyle w:val="Heading1"/>
+        <w:widowControl/>
+      </w:pPr>
+      <w:r>
+        <w:t>Qaranlıq düşəndən sonra oxumaq, tikiş tikmək və dərs hazırlamaq şam və qaz lampası ilə müqayisədə daha təmiz və təhlükəsiz şəraitdə mümkün oldu. Küçələrdə hərəkət etmək asanlaşdı.</w:t>
+      </w:r>
+    </w:p>
+    <w:p>
+      <w:pPr>
+        <w:pStyle w:val="Heading1"/>
+        <w:widowControl/>
+      </w:pPr>
+      <w:r>
+        <w:t>Bununla yanaşı, gecə həyatı və növbəli iş insanların yuxu rejiminə təsir etdi. Həddindən artıq parlaq işıq göz qamaşdırır, gecə səmasının süni işıqla işıqlanması isə işıq çirklənməsi yaradırdı. Elektrik naqillərindəki nasazlıqlar yeni yanğın təhlükələri də doğururdu.</w:t>
+      </w:r>
+    </w:p>
+    <w:p>
+      <w:pPr>
+        <w:pStyle w:val="Heading1"/>
+        <w:widowControl/>
+      </w:pPr>
+      <w:r>
+        <w:t>Bütün bunlara baxmayaraq, elektrik işığı çox insan üçün axşam vaxtından daha sərbəst yararlanmaq demək idi. Günəş batanda gündəlik işləri yarımçıq saxlamaq məcburiyyəti xeyli azaldı.</w:t>
       </w:r>
     </w:p>
     <w:p>
@@ -217,7 +340,7 @@
         <w:rPr>
           <w:sz w:val="20"/>
         </w:rPr>
-        <w:t>A Kitablar və əsas elmi əsərlər</w:t>
+        <w:t>Kitablar və əsas elmi əsərlər</w:t>
       </w:r>
     </w:p>
     <w:p>
@@ -240,7 +363,7 @@
         <w:rPr>
           <w:sz w:val="20"/>
         </w:rPr>
-        <w:t>C Qurumların materialları və ensiklopedik mənbələr</w:t>
+        <w:t>Qurumların materialları və ensiklopedik mənbələr</w:t>
       </w:r>
     </w:p>
     <w:p>
@@ -300,7 +423,7 @@
         <w:rPr>
           <w:sz w:val="20"/>
         </w:rPr>
-        <w:t>D Muzey arxiv və kitabxana materialları</w:t>
+        <w:t>Muzey arxiv və kitabxana materialları</w:t>
       </w:r>
     </w:p>
     <w:p>
@@ -336,7 +459,7 @@
         <w:rPr>
           <w:sz w:val="20"/>
         </w:rPr>
-        <w:t>J Mətbuat elmi kütləvi nəşrlər və ümumi mənbələr</w:t>
+        <w:t>Mətbuat elmi kütləvi nəşrlər və ümumi mənbələr</w:t>
       </w:r>
     </w:p>
     <w:p>
